--- a/examples/ai-report/example.docx
+++ b/examples/ai-report/example.docx
@@ -47,7 +47,13 @@
         <w:t>Generated by Claude · September 2026 · Review before implementation</w:t>
       </w:r>
     </w:p>
-    <w:p/>
+    <w:p>
+      <w:pPr>
+        <w:pBdr>
+          <w:bottom w:val="single" w:sz="6" w:space="1" w:color="999999"/>
+        </w:pBdr>
+      </w:pPr>
+    </w:p>
     <w:p>
       <w:pPr>
         <w:pStyle w:val="Heading2"/>
@@ -59,8 +65,18 @@
     <w:p>
       <w:r>
         <w:t>This document proposes a real-time document synchronization system that allows multiple users to edit Markdown source files and automatically compile them into Word documents. The system targets teams that use AI assistants for drafting and need a reliable path to polished deliverables.</w:t>
+      </w:r>
+      <w:r>
         <w:br/>
-        <w:t>The core value proposition is simple: **write in Markdown, deliver in Word, without manual reformatting.**</w:t>
+      </w:r>
+      <w:r>
+        <w:t xml:space="preserve">The core value proposition is simple: </w:t>
+      </w:r>
+      <w:r>
+        <w:rPr>
+          <w:b/>
+        </w:rPr>
+        <w:t>write in Markdown, deliver in Word, without manual reformatting.</w:t>
       </w:r>
     </w:p>
     <w:p>
@@ -121,8 +137,22 @@
         </w:numPr>
       </w:pPr>
       <w:r>
-        <w:t>Send to stakeholders who require `.docx` format</w:t>
+        <w:t xml:space="preserve">Send to stakeholders who require </w:t>
+      </w:r>
+      <w:r>
+        <w:rPr>
+          <w:rFonts w:ascii="Consolas" w:hAnsi="Consolas"/>
+          <w:sz w:val="18"/>
+        </w:rPr>
+        <w:t>.docx</w:t>
+      </w:r>
+      <w:r>
+        <w:t xml:space="preserve"> format</w:t>
+      </w:r>
+      <w:r>
         <w:br/>
+      </w:r>
+      <w:r>
         <w:t>This process is error-prone, time-consuming, and does not scale.</w:t>
       </w:r>
     </w:p>
@@ -303,7 +333,7 @@
           <w:p>
             <w:r/>
             <w:r>
-              <w:t>Markdown → DOCX</w:t>
+              <w:t>Markdown → Document AST → DOCX</w:t>
             </w:r>
           </w:p>
         </w:tc>
@@ -314,7 +344,7 @@
           <w:p>
             <w:r/>
             <w:r>
-              <w:t>Pandoc + reference template</w:t>
+              <w:t>Native engine + reference template</w:t>
             </w:r>
           </w:p>
         </w:tc>
@@ -373,7 +403,7 @@
         <w:pStyle w:val="MDCodeBlock"/>
       </w:pPr>
       <w:r>
-        <w:t>User Markdown → Normalize → Pandoc → DOCX → Deliver</w:t>
+        <w:t>User Markdown → Normalize → Parse AST → Render DOCX → Deliver</w:t>
       </w:r>
     </w:p>
     <w:p>
@@ -389,7 +419,7 @@
         <w:pStyle w:val="MDCodeBlock"/>
       </w:pPr>
       <w:r>
-        <w:t xml:space="preserve">              Optional: Mermaid → PNG</w:t>
+        <w:t xml:space="preserve">              Optional: Mermaid → PNG (mmdc)</w:t>
       </w:r>
     </w:p>
     <w:p>
@@ -409,7 +439,13 @@
         </w:numPr>
       </w:pPr>
       <w:r>
-        <w:t>**Compiler, not editor** — The system does not attempt WYSIWYG editing. It compiles source to output.</w:t>
+        <w:rPr>
+          <w:b/>
+        </w:rPr>
+        <w:t>Compiler, not editor</w:t>
+      </w:r>
+      <w:r>
+        <w:t xml:space="preserve"> — The system does not attempt WYSIWYG editing. It compiles source to output.</w:t>
       </w:r>
     </w:p>
     <w:p>
@@ -421,7 +457,23 @@
         </w:numPr>
       </w:pPr>
       <w:r>
-        <w:t>**Source immutability** — Original `.md` files are never modified. Output is written alongside source.</w:t>
+        <w:rPr>
+          <w:b/>
+        </w:rPr>
+        <w:t>Source immutability</w:t>
+      </w:r>
+      <w:r>
+        <w:t xml:space="preserve"> — Original </w:t>
+      </w:r>
+      <w:r>
+        <w:rPr>
+          <w:rFonts w:ascii="Consolas" w:hAnsi="Consolas"/>
+          <w:sz w:val="18"/>
+        </w:rPr>
+        <w:t>.md</w:t>
+      </w:r>
+      <w:r>
+        <w:t xml:space="preserve"> files are never modified. Output is written alongside source.</w:t>
       </w:r>
     </w:p>
     <w:p>
@@ -433,7 +485,13 @@
         </w:numPr>
       </w:pPr>
       <w:r>
-        <w:t>**Offline-first** — No network required for conversion. Cloud sync is optional.</w:t>
+        <w:rPr>
+          <w:b/>
+        </w:rPr>
+        <w:t>Offline-first</w:t>
+      </w:r>
+      <w:r>
+        <w:t xml:space="preserve"> — No network required for conversion. Cloud sync is optional.</w:t>
       </w:r>
     </w:p>
     <w:p>
@@ -445,7 +503,13 @@
         </w:numPr>
       </w:pPr>
       <w:r>
-        <w:t>**Fail-safe batch** — Per-file error isolation; one failure does not abort the batch.</w:t>
+        <w:rPr>
+          <w:b/>
+        </w:rPr>
+        <w:t>Fail-safe batch</w:t>
+      </w:r>
+      <w:r>
+        <w:t xml:space="preserve"> — Per-file error isolation; one failure does not abort the batch.</w:t>
       </w:r>
     </w:p>
     <w:p>
@@ -466,7 +530,7 @@
     </w:p>
     <w:p>
       <w:r>
-        <w:t>Before pandoc processes the file, a normalization pass applies:</w:t>
+        <w:t>Before conversion, a normalization pass applies:</w:t>
       </w:r>
     </w:p>
     <w:p>
@@ -600,7 +664,27 @@
     </w:p>
     <w:p>
       <w:r>
-        <w:t>Diagrams in ` ```mermaid ` fences are pre-rendered to PNG via `mmdc`. This is optional — files without Mermaid blocks require only pandoc.</w:t>
+        <w:t xml:space="preserve">Diagrams in </w:t>
+      </w:r>
+      <w:r>
+        <w:rPr>
+          <w:rFonts w:ascii="Consolas" w:hAnsi="Consolas"/>
+          <w:sz w:val="18"/>
+        </w:rPr>
+        <w:t>```mermaid</w:t>
+      </w:r>
+      <w:r>
+        <w:t xml:space="preserve"> fences are pre-rendered to PNG via </w:t>
+      </w:r>
+      <w:r>
+        <w:rPr>
+          <w:rFonts w:ascii="Consolas" w:hAnsi="Consolas"/>
+          <w:sz w:val="18"/>
+        </w:rPr>
+        <w:t>mmdc</w:t>
+      </w:r>
+      <w:r>
+        <w:t xml:space="preserve"> when available. This is optional — files without Mermaid blocks need only Python dependencies.</w:t>
       </w:r>
     </w:p>
     <w:p>
@@ -705,7 +789,7 @@
           <w:p>
             <w:r/>
             <w:r>
-              <w:t>Pandoc version differences</w:t>
+              <w:t>Template drift across versions</w:t>
             </w:r>
           </w:p>
         </w:tc>
@@ -738,7 +822,7 @@
           <w:p>
             <w:r/>
             <w:r>
-              <w:t>Pin pandoc 3.x in CI</w:t>
+              <w:t>Rebuild presets in CI</w:t>
             </w:r>
           </w:p>
         </w:tc>
@@ -987,7 +1071,14 @@
         </w:numPr>
       </w:pPr>
       <w:r>
-        <w:t>`--preset` flag</w:t>
+        <w:rPr>
+          <w:rFonts w:ascii="Consolas" w:hAnsi="Consolas"/>
+          <w:sz w:val="18"/>
+        </w:rPr>
+        <w:t>--preset</w:t>
+      </w:r>
+      <w:r>
+        <w:t xml:space="preserve"> flag</w:t>
       </w:r>
     </w:p>
     <w:p>
@@ -1279,7 +1370,17 @@
         </w:numPr>
       </w:pPr>
       <w:r>
-        <w:t>Is PyPI distribution worth the naming conflict (`md-to-docx` taken)?</w:t>
+        <w:t>Is PyPI distribution worth the naming conflict (</w:t>
+      </w:r>
+      <w:r>
+        <w:rPr>
+          <w:rFonts w:ascii="Consolas" w:hAnsi="Consolas"/>
+          <w:sz w:val="18"/>
+        </w:rPr>
+        <w:t>md-to-docx</w:t>
+      </w:r>
+      <w:r>
+        <w:t xml:space="preserve"> taken)?</w:t>
       </w:r>
     </w:p>
     <w:p>
@@ -1304,7 +1405,7 @@
     </w:p>
     <w:p>
       <w:r>
-        <w:t>Proceed with Phase 1 productization (README, examples, GitHub hygiene) before investing in the Document AST. The current pandoc pipeline is sufficient for 90% of use cases.</w:t>
+        <w:t>Proceed with Phase 1 productization (README, examples, GitHub hygiene). The native Document AST pipeline covers the common report formats.</w:t>
       </w:r>
     </w:p>
     <w:p>
@@ -1343,7 +1444,17 @@
     </w:p>
     <w:p>
       <w:r>
-        <w:t>No pip install required when using the bundled `bin/convert` wrapper.</w:t>
+        <w:t xml:space="preserve">No pip install required when using the bundled </w:t>
+      </w:r>
+      <w:r>
+        <w:rPr>
+          <w:rFonts w:ascii="Consolas" w:hAnsi="Consolas"/>
+          <w:sz w:val="18"/>
+        </w:rPr>
+        <w:t>bin/convert</w:t>
+      </w:r>
+      <w:r>
+        <w:t xml:space="preserve"> wrapper.</w:t>
       </w:r>
     </w:p>
     <w:sectPr>
